--- a/papers/prog report/18 - Progress Report_.docx
+++ b/papers/prog report/18 - Progress Report_.docx
@@ -20,12 +20,12 @@
     </w:p>
     <w:p>
       <w:pPr>
+        <w:spacing w:after="20" w:line="30" w:lineRule="exact"/>
         <w:jc w:val="center"/>
         <w:rPr>
           <w:b/>
           <w:bCs/>
         </w:rPr>
-        <w:spacing w:before="0" w:after="20" w:line="30" w:lineRule="exact"/>
       </w:pPr>
     </w:p>
     <w:p>
@@ -43,7 +43,7 @@
           <w:bCs/>
           <w:u w:val="single"/>
         </w:rPr>
-        <w:t xml:space="preserve">Date Covered: Week 18 (September 28 - October 2, 2026)</w:t>
+        <w:t>Date Covered: Week 18 (September 28 - October 2, 2026)</w:t>
       </w:r>
     </w:p>
     <w:p>
@@ -84,6 +84,10 @@
         <w:tc>
           <w:tcPr>
             <w:tcW w:w="10790" w:type="dxa"/>
+            <w:tcMar>
+              <w:top w:w="115" w:type="dxa"/>
+              <w:bottom w:w="115" w:type="dxa"/>
+            </w:tcMar>
           </w:tcPr>
           <w:p>
             <w:pPr>
@@ -98,7 +102,7 @@
                 <w:b/>
                 <w:bCs/>
               </w:rPr>
-              <w:t xml:space="preserve">An Integrated Business Intelligence for Sales Forecasting and Inventory Management</w:t>
+              <w:t>An Integrated Business Intelligence for Sales Forecasting and Inventory Management</w:t>
             </w:r>
           </w:p>
         </w:tc>
@@ -106,11 +110,11 @@
     </w:tbl>
     <w:p>
       <w:pPr>
+        <w:spacing w:after="20" w:line="30" w:lineRule="exact"/>
         <w:rPr>
           <w:b/>
           <w:bCs/>
         </w:rPr>
-        <w:spacing w:before="0" w:after="20" w:line="30" w:lineRule="exact"/>
       </w:pPr>
     </w:p>
     <w:p>
@@ -151,14 +155,18 @@
         <w:tc>
           <w:tcPr>
             <w:tcW w:w="10790" w:type="dxa"/>
+            <w:tcMar>
+              <w:top w:w="115" w:type="dxa"/>
+              <w:bottom w:w="115" w:type="dxa"/>
+            </w:tcMar>
           </w:tcPr>
-          <w:p xmlns:w="http://schemas.openxmlformats.org/wordprocessingml/2006/main" xmlns:w14="http://schemas.microsoft.com/office/word/2010/wordml">
-            <w:pPr>
-              <w:spacing w:before="0" w:after="0" w:line="190" w:lineRule="auto"/>
+          <w:p>
+            <w:pPr>
               <w:numPr>
                 <w:ilvl w:val="0"/>
                 <w:numId w:val="4"/>
               </w:numPr>
+              <w:spacing w:line="190" w:lineRule="auto"/>
               <w:ind w:left="400" w:hanging="250"/>
               <w:rPr>
                 <w:sz w:val="17"/>
@@ -170,16 +178,16 @@
                 <w:sz w:val="17"/>
                 <w:szCs w:val="17"/>
               </w:rPr>
-              <w:t xml:space="preserve">Build and complete the Suppliers, Cashier Shifts, and Reports modules.</w:t>
-            </w:r>
-          </w:p>
-          <w:p xmlns:w="http://schemas.openxmlformats.org/wordprocessingml/2006/main" xmlns:w14="http://schemas.microsoft.com/office/word/2010/wordml">
-            <w:pPr>
-              <w:spacing w:before="0" w:after="0" w:line="190" w:lineRule="auto"/>
+              <w:t>Build and complete the Suppliers, Cashier Shifts, and Reports modules.</w:t>
+            </w:r>
+          </w:p>
+          <w:p>
+            <w:pPr>
               <w:numPr>
                 <w:ilvl w:val="0"/>
                 <w:numId w:val="4"/>
               </w:numPr>
+              <w:spacing w:line="190" w:lineRule="auto"/>
               <w:ind w:left="400" w:hanging="250"/>
               <w:rPr>
                 <w:sz w:val="17"/>
@@ -191,16 +199,48 @@
                 <w:sz w:val="17"/>
                 <w:szCs w:val="17"/>
               </w:rPr>
-              <w:t xml:space="preserve">Update the database file (sql/sharonstore.sql) and test POS checkout speed.</w:t>
-            </w:r>
-          </w:p>
-          <w:p xmlns:w="http://schemas.openxmlformats.org/wordprocessingml/2006/main" xmlns:w14="http://schemas.microsoft.com/office/word/2010/wordml">
-            <w:pPr>
-              <w:spacing w:before="0" w:after="0" w:line="190" w:lineRule="auto"/>
+              <w:t>Update the database file (</w:t>
+            </w:r>
+            <w:proofErr w:type="spellStart"/>
+            <w:r>
+              <w:rPr>
+                <w:sz w:val="17"/>
+                <w:szCs w:val="17"/>
+              </w:rPr>
+              <w:t>sql</w:t>
+            </w:r>
+            <w:proofErr w:type="spellEnd"/>
+            <w:r>
+              <w:rPr>
+                <w:sz w:val="17"/>
+                <w:szCs w:val="17"/>
+              </w:rPr>
+              <w:t>/</w:t>
+            </w:r>
+            <w:proofErr w:type="spellStart"/>
+            <w:r>
+              <w:rPr>
+                <w:sz w:val="17"/>
+                <w:szCs w:val="17"/>
+              </w:rPr>
+              <w:t>sharonstore.sql</w:t>
+            </w:r>
+            <w:proofErr w:type="spellEnd"/>
+            <w:r>
+              <w:rPr>
+                <w:sz w:val="17"/>
+                <w:szCs w:val="17"/>
+              </w:rPr>
+              <w:t>) and test POS checkout speed.</w:t>
+            </w:r>
+          </w:p>
+          <w:p>
+            <w:pPr>
               <w:numPr>
                 <w:ilvl w:val="0"/>
                 <w:numId w:val="4"/>
               </w:numPr>
+              <w:spacing w:line="190" w:lineRule="auto"/>
               <w:ind w:left="400" w:hanging="250"/>
               <w:rPr>
                 <w:sz w:val="17"/>
@@ -212,16 +252,16 @@
                 <w:sz w:val="17"/>
                 <w:szCs w:val="17"/>
               </w:rPr>
-              <w:t xml:space="preserve">Add screenshots of the completed system modules to Chapter 4.</w:t>
-            </w:r>
-          </w:p>
-          <w:p xmlns:w="http://schemas.openxmlformats.org/wordprocessingml/2006/main" xmlns:w14="http://schemas.microsoft.com/office/word/2010/wordml">
-            <w:pPr>
-              <w:spacing w:before="0" w:after="0" w:line="190" w:lineRule="auto"/>
+              <w:t>Add screenshots of the completed system modules to Chapter 4.</w:t>
+            </w:r>
+          </w:p>
+          <w:p>
+            <w:pPr>
               <w:numPr>
                 <w:ilvl w:val="0"/>
                 <w:numId w:val="4"/>
               </w:numPr>
+              <w:spacing w:line="190" w:lineRule="auto"/>
               <w:ind w:left="400" w:hanging="250"/>
               <w:rPr>
                 <w:sz w:val="17"/>
@@ -233,7 +273,7 @@
                 <w:sz w:val="17"/>
                 <w:szCs w:val="17"/>
               </w:rPr>
-              <w:t xml:space="preserve">Continue follow-ups with prospective partner stores while awaiting formal locale approval.</w:t>
+              <w:t>Continue follow-ups with prospective partner stores while awaiting formal locale approval.</w:t>
             </w:r>
           </w:p>
         </w:tc>
@@ -241,20 +281,20 @@
     </w:tbl>
     <w:p>
       <w:pPr>
+        <w:spacing w:after="20" w:line="30" w:lineRule="exact"/>
         <w:rPr>
           <w:b/>
           <w:bCs/>
         </w:rPr>
-        <w:spacing w:before="0" w:after="20" w:line="30" w:lineRule="exact"/>
       </w:pPr>
     </w:p>
     <w:p>
       <w:pPr>
+        <w:spacing w:after="20" w:line="30" w:lineRule="exact"/>
         <w:rPr>
           <w:b/>
           <w:bCs/>
         </w:rPr>
-        <w:spacing w:before="0" w:after="20" w:line="30" w:lineRule="exact"/>
       </w:pPr>
     </w:p>
     <w:tbl>
@@ -281,6 +321,10 @@
         <w:tc>
           <w:tcPr>
             <w:tcW w:w="5395" w:type="dxa"/>
+            <w:tcMar>
+              <w:top w:w="115" w:type="dxa"/>
+              <w:bottom w:w="115" w:type="dxa"/>
+            </w:tcMar>
           </w:tcPr>
           <w:p>
             <w:pPr>
@@ -288,12 +332,16 @@
               <w:rPr>
                 <w:b/>
                 <w:bCs/>
-              </w:rPr>
-            </w:pPr>
-            <w:r>
-              <w:rPr>
-                <w:b/>
-                <w:bCs/>
+                <w:sz w:val="22"/>
+                <w:szCs w:val="22"/>
+              </w:rPr>
+            </w:pPr>
+            <w:r>
+              <w:rPr>
+                <w:b/>
+                <w:bCs/>
+                <w:sz w:val="22"/>
+                <w:szCs w:val="22"/>
               </w:rPr>
               <w:t>Specific Tasks</w:t>
             </w:r>
@@ -302,6 +350,10 @@
         <w:tc>
           <w:tcPr>
             <w:tcW w:w="5395" w:type="dxa"/>
+            <w:tcMar>
+              <w:top w:w="115" w:type="dxa"/>
+              <w:bottom w:w="115" w:type="dxa"/>
+            </w:tcMar>
           </w:tcPr>
           <w:p>
             <w:pPr>
@@ -309,608 +361,736 @@
               <w:rPr>
                 <w:b/>
                 <w:bCs/>
-              </w:rPr>
-            </w:pPr>
-            <w:r>
-              <w:rPr>
-                <w:b/>
-                <w:bCs/>
+                <w:sz w:val="22"/>
+                <w:szCs w:val="22"/>
+              </w:rPr>
+            </w:pPr>
+            <w:r>
+              <w:rPr>
+                <w:b/>
+                <w:bCs/>
+                <w:sz w:val="22"/>
+                <w:szCs w:val="22"/>
               </w:rPr>
               <w:t>Specific Accomplishments</w:t>
             </w:r>
           </w:p>
         </w:tc>
       </w:tr>
-      <w:tr xmlns:w="http://schemas.openxmlformats.org/wordprocessingml/2006/main" xmlns:w14="http://schemas.microsoft.com/office/word/2010/wordml">
+      <w:tr>
         <w:trPr>
-          <w:cantSplit w:val="1"/>
-          <w:trHeight w:hRule="atLeast" w:val="360"/>
-          <w:tblHeader w:val="0"/>
+          <w:trHeight w:val="360"/>
         </w:trPr>
         <w:tc>
           <w:tcPr>
             <w:tcW w:w="5395" w:type="dxa"/>
+            <w:tcMar>
+              <w:top w:w="115" w:type="dxa"/>
+              <w:bottom w:w="115" w:type="dxa"/>
+            </w:tcMar>
           </w:tcPr>
           <w:p>
             <w:pPr>
-              <w:spacing w:before="0" w:after="0" w:line="190" w:lineRule="auto"/>
-              <w:rPr>
-                <w:b/>
-                <w:bCs/>
-                <w:sz w:val="16"/>
-                <w:szCs w:val="16"/>
-              </w:rPr>
-            </w:pPr>
-            <w:r>
-              <w:rPr>
-                <w:b/>
-                <w:bCs/>
-                <w:sz w:val="16"/>
-                <w:szCs w:val="16"/>
+              <w:spacing w:line="190" w:lineRule="auto"/>
+              <w:rPr>
+                <w:b/>
+                <w:bCs/>
+                <w:sz w:val="22"/>
+                <w:szCs w:val="22"/>
+              </w:rPr>
+            </w:pPr>
+            <w:r>
+              <w:rPr>
+                <w:b/>
+                <w:bCs/>
+                <w:sz w:val="22"/>
+                <w:szCs w:val="22"/>
               </w:rPr>
               <w:t>Member 1 (Cunan, Christian M.)</w:t>
             </w:r>
           </w:p>
           <w:p>
             <w:pPr>
-              <w:spacing w:before="0" w:after="0" w:line="190" w:lineRule="auto"/>
               <w:numPr>
                 <w:ilvl w:val="0"/>
                 <w:numId w:val="5"/>
               </w:numPr>
+              <w:spacing w:line="190" w:lineRule="auto"/>
               <w:ind w:left="400" w:hanging="250"/>
               <w:rPr>
-                <w:sz w:val="15"/>
-                <w:szCs w:val="15"/>
-              </w:rPr>
-            </w:pPr>
-            <w:r>
-              <w:rPr>
-                <w:sz w:val="15"/>
-                <w:szCs w:val="15"/>
-              </w:rPr>
-              <w:t xml:space="preserve">Code backend logic for cashier shift logs (shifts.php) and export the latest database file.</w:t>
+                <w:sz w:val="22"/>
+                <w:szCs w:val="22"/>
+              </w:rPr>
+            </w:pPr>
+            <w:r>
+              <w:rPr>
+                <w:sz w:val="22"/>
+                <w:szCs w:val="22"/>
+              </w:rPr>
+              <w:t>Code backend logic for cashier shift logs (</w:t>
+            </w:r>
+            <w:proofErr w:type="spellStart"/>
+            <w:r>
+              <w:rPr>
+                <w:sz w:val="22"/>
+                <w:szCs w:val="22"/>
+              </w:rPr>
+              <w:t>shifts.php</w:t>
+            </w:r>
+            <w:proofErr w:type="spellEnd"/>
+            <w:r>
+              <w:rPr>
+                <w:sz w:val="22"/>
+                <w:szCs w:val="22"/>
+              </w:rPr>
+              <w:t>) and export the latest database file.</w:t>
             </w:r>
           </w:p>
         </w:tc>
         <w:tc>
           <w:tcPr>
             <w:tcW w:w="5395" w:type="dxa"/>
+            <w:tcMar>
+              <w:top w:w="115" w:type="dxa"/>
+              <w:bottom w:w="115" w:type="dxa"/>
+            </w:tcMar>
           </w:tcPr>
           <w:p>
             <w:pPr>
-              <w:spacing w:before="0" w:after="0" w:line="190" w:lineRule="auto"/>
-              <w:rPr>
-                <w:b/>
-                <w:bCs/>
-                <w:sz w:val="16"/>
-                <w:szCs w:val="16"/>
-              </w:rPr>
-            </w:pPr>
-            <w:r>
-              <w:rPr>
-                <w:b/>
-                <w:bCs/>
-                <w:sz w:val="16"/>
-                <w:szCs w:val="16"/>
+              <w:spacing w:line="190" w:lineRule="auto"/>
+              <w:rPr>
+                <w:b/>
+                <w:bCs/>
+                <w:sz w:val="22"/>
+                <w:szCs w:val="22"/>
+              </w:rPr>
+            </w:pPr>
+            <w:r>
+              <w:rPr>
+                <w:b/>
+                <w:bCs/>
+                <w:sz w:val="22"/>
+                <w:szCs w:val="22"/>
               </w:rPr>
               <w:t>Member 1 (Cunan, Christian M.)</w:t>
             </w:r>
           </w:p>
           <w:p>
             <w:pPr>
-              <w:spacing w:before="0" w:after="0" w:line="190" w:lineRule="auto"/>
               <w:numPr>
                 <w:ilvl w:val="0"/>
                 <w:numId w:val="2"/>
               </w:numPr>
+              <w:spacing w:line="190" w:lineRule="auto"/>
               <w:ind w:left="400" w:hanging="250"/>
               <w:rPr>
-                <w:sz w:val="15"/>
-                <w:szCs w:val="15"/>
-              </w:rPr>
-            </w:pPr>
-            <w:r>
-              <w:rPr>
-                <w:sz w:val="15"/>
-                <w:szCs w:val="15"/>
-              </w:rPr>
-              <w:t xml:space="preserve">Built cashier shift tracking, cash drawer opening/closing records, and updated the SQL backup.</w:t>
+                <w:sz w:val="22"/>
+                <w:szCs w:val="22"/>
+              </w:rPr>
+            </w:pPr>
+            <w:r>
+              <w:rPr>
+                <w:sz w:val="22"/>
+                <w:szCs w:val="22"/>
+              </w:rPr>
+              <w:t>Built cashier shift tracking, cash drawer opening/closing records, and updated the SQL backup.</w:t>
             </w:r>
           </w:p>
         </w:tc>
       </w:tr>
-      <w:tr xmlns:w="http://schemas.openxmlformats.org/wordprocessingml/2006/main" xmlns:w14="http://schemas.microsoft.com/office/word/2010/wordml">
+      <w:tr>
         <w:trPr>
-          <w:cantSplit w:val="1"/>
-          <w:trHeight w:hRule="atLeast" w:val="360"/>
-          <w:tblHeader w:val="0"/>
+          <w:trHeight w:val="360"/>
         </w:trPr>
         <w:tc>
           <w:tcPr>
             <w:tcW w:w="5395" w:type="dxa"/>
+            <w:tcMar>
+              <w:top w:w="115" w:type="dxa"/>
+              <w:bottom w:w="115" w:type="dxa"/>
+            </w:tcMar>
           </w:tcPr>
           <w:p>
             <w:pPr>
-              <w:spacing w:before="0" w:after="0" w:line="190" w:lineRule="auto"/>
-              <w:rPr>
-                <w:b/>
-                <w:bCs/>
-                <w:sz w:val="16"/>
-                <w:szCs w:val="16"/>
-              </w:rPr>
-            </w:pPr>
-            <w:r>
-              <w:rPr>
-                <w:b/>
-                <w:bCs/>
-                <w:sz w:val="16"/>
-                <w:szCs w:val="16"/>
+              <w:spacing w:line="190" w:lineRule="auto"/>
+              <w:rPr>
+                <w:b/>
+                <w:bCs/>
+                <w:sz w:val="22"/>
+                <w:szCs w:val="22"/>
+              </w:rPr>
+            </w:pPr>
+            <w:r>
+              <w:rPr>
+                <w:b/>
+                <w:bCs/>
+                <w:sz w:val="22"/>
+                <w:szCs w:val="22"/>
               </w:rPr>
               <w:t>Member 2 (Basco, Clark Justine T.)</w:t>
             </w:r>
           </w:p>
           <w:p>
             <w:pPr>
-              <w:spacing w:before="0" w:after="0" w:line="190" w:lineRule="auto"/>
               <w:numPr>
                 <w:ilvl w:val="0"/>
                 <w:numId w:val="5"/>
               </w:numPr>
+              <w:spacing w:line="190" w:lineRule="auto"/>
               <w:ind w:left="400" w:hanging="250"/>
               <w:rPr>
-                <w:sz w:val="15"/>
-                <w:szCs w:val="15"/>
-              </w:rPr>
-            </w:pPr>
-            <w:r>
-              <w:rPr>
-                <w:sz w:val="15"/>
-                <w:szCs w:val="15"/>
-              </w:rPr>
-              <w:t xml:space="preserve">Complete Chapter 4 descriptions for Suppliers, Shifts, and Reports modules.</w:t>
+                <w:sz w:val="22"/>
+                <w:szCs w:val="22"/>
+              </w:rPr>
+            </w:pPr>
+            <w:r>
+              <w:rPr>
+                <w:sz w:val="22"/>
+                <w:szCs w:val="22"/>
+              </w:rPr>
+              <w:t>Complete Chapter 4 descriptions for Suppliers, Shifts, and Reports modules.</w:t>
             </w:r>
           </w:p>
         </w:tc>
         <w:tc>
           <w:tcPr>
             <w:tcW w:w="5395" w:type="dxa"/>
+            <w:tcMar>
+              <w:top w:w="115" w:type="dxa"/>
+              <w:bottom w:w="115" w:type="dxa"/>
+            </w:tcMar>
           </w:tcPr>
           <w:p>
             <w:pPr>
-              <w:spacing w:before="0" w:after="0" w:line="190" w:lineRule="auto"/>
-              <w:rPr>
-                <w:b/>
-                <w:bCs/>
-                <w:sz w:val="16"/>
-                <w:szCs w:val="16"/>
-              </w:rPr>
-            </w:pPr>
-            <w:r>
-              <w:rPr>
-                <w:b/>
-                <w:bCs/>
-                <w:sz w:val="16"/>
-                <w:szCs w:val="16"/>
+              <w:spacing w:line="190" w:lineRule="auto"/>
+              <w:rPr>
+                <w:b/>
+                <w:bCs/>
+                <w:sz w:val="22"/>
+                <w:szCs w:val="22"/>
+              </w:rPr>
+            </w:pPr>
+            <w:r>
+              <w:rPr>
+                <w:b/>
+                <w:bCs/>
+                <w:sz w:val="22"/>
+                <w:szCs w:val="22"/>
               </w:rPr>
               <w:t>Member 2 (Basco, Clark Justine T.)</w:t>
             </w:r>
           </w:p>
           <w:p>
             <w:pPr>
-              <w:spacing w:before="0" w:after="0" w:line="190" w:lineRule="auto"/>
               <w:numPr>
                 <w:ilvl w:val="0"/>
                 <w:numId w:val="2"/>
               </w:numPr>
+              <w:spacing w:line="190" w:lineRule="auto"/>
               <w:ind w:left="400" w:hanging="250"/>
               <w:rPr>
-                <w:sz w:val="15"/>
-                <w:szCs w:val="15"/>
-              </w:rPr>
-            </w:pPr>
-            <w:r>
-              <w:rPr>
-                <w:sz w:val="15"/>
-                <w:szCs w:val="15"/>
-              </w:rPr>
-              <w:t xml:space="preserve">Completed the system walkthrough text for all newly built modules in Chapter 4.</w:t>
+                <w:sz w:val="22"/>
+                <w:szCs w:val="22"/>
+              </w:rPr>
+            </w:pPr>
+            <w:r>
+              <w:rPr>
+                <w:sz w:val="22"/>
+                <w:szCs w:val="22"/>
+              </w:rPr>
+              <w:t>Completed the system walkthrough text for all newly built modules in Chapter 4.</w:t>
             </w:r>
           </w:p>
         </w:tc>
       </w:tr>
-      <w:tr xmlns:w="http://schemas.openxmlformats.org/wordprocessingml/2006/main" xmlns:w14="http://schemas.microsoft.com/office/word/2010/wordml">
+      <w:tr>
         <w:trPr>
-          <w:cantSplit w:val="1"/>
-          <w:trHeight w:hRule="atLeast" w:val="360"/>
-          <w:tblHeader w:val="0"/>
+          <w:trHeight w:val="360"/>
         </w:trPr>
         <w:tc>
           <w:tcPr>
             <w:tcW w:w="5395" w:type="dxa"/>
+            <w:tcMar>
+              <w:top w:w="115" w:type="dxa"/>
+              <w:bottom w:w="115" w:type="dxa"/>
+            </w:tcMar>
           </w:tcPr>
           <w:p>
             <w:pPr>
-              <w:spacing w:before="0" w:after="0" w:line="190" w:lineRule="auto"/>
-              <w:rPr>
-                <w:b/>
-                <w:bCs/>
-                <w:sz w:val="16"/>
-                <w:szCs w:val="16"/>
-              </w:rPr>
-            </w:pPr>
-            <w:r>
-              <w:rPr>
-                <w:b/>
-                <w:bCs/>
-                <w:sz w:val="16"/>
-                <w:szCs w:val="16"/>
-              </w:rPr>
-              <w:t>Member 3 (Dalusong, Harold P.)</w:t>
-            </w:r>
-          </w:p>
-          <w:p>
-            <w:pPr>
-              <w:spacing w:before="0" w:after="0" w:line="190" w:lineRule="auto"/>
+              <w:spacing w:line="190" w:lineRule="auto"/>
+              <w:rPr>
+                <w:b/>
+                <w:bCs/>
+                <w:sz w:val="22"/>
+                <w:szCs w:val="22"/>
+              </w:rPr>
+            </w:pPr>
+            <w:r>
+              <w:rPr>
+                <w:b/>
+                <w:bCs/>
+                <w:sz w:val="22"/>
+                <w:szCs w:val="22"/>
+              </w:rPr>
+              <w:t>Member 3 (</w:t>
+            </w:r>
+            <w:proofErr w:type="spellStart"/>
+            <w:r>
+              <w:rPr>
+                <w:b/>
+                <w:bCs/>
+                <w:sz w:val="22"/>
+                <w:szCs w:val="22"/>
+              </w:rPr>
+              <w:t>Dalusong</w:t>
+            </w:r>
+            <w:proofErr w:type="spellEnd"/>
+            <w:r>
+              <w:rPr>
+                <w:b/>
+                <w:bCs/>
+                <w:sz w:val="22"/>
+                <w:szCs w:val="22"/>
+              </w:rPr>
+              <w:t>, Harold P.)</w:t>
+            </w:r>
+          </w:p>
+          <w:p>
+            <w:pPr>
               <w:numPr>
                 <w:ilvl w:val="0"/>
                 <w:numId w:val="5"/>
               </w:numPr>
+              <w:spacing w:line="190" w:lineRule="auto"/>
               <w:ind w:left="400" w:hanging="250"/>
               <w:rPr>
-                <w:sz w:val="15"/>
-                <w:szCs w:val="15"/>
-              </w:rPr>
-            </w:pPr>
-            <w:r>
-              <w:rPr>
-                <w:sz w:val="15"/>
-                <w:szCs w:val="15"/>
-              </w:rPr>
-              <w:t xml:space="preserve">Check page numbers and table alignments across the compiled manuscript.</w:t>
+                <w:sz w:val="22"/>
+                <w:szCs w:val="22"/>
+              </w:rPr>
+            </w:pPr>
+            <w:r>
+              <w:rPr>
+                <w:sz w:val="22"/>
+                <w:szCs w:val="22"/>
+              </w:rPr>
+              <w:t>Check page numbers and table alignments across the compiled manuscript.</w:t>
             </w:r>
           </w:p>
         </w:tc>
         <w:tc>
           <w:tcPr>
             <w:tcW w:w="5395" w:type="dxa"/>
+            <w:tcMar>
+              <w:top w:w="115" w:type="dxa"/>
+              <w:bottom w:w="115" w:type="dxa"/>
+            </w:tcMar>
           </w:tcPr>
           <w:p>
             <w:pPr>
-              <w:spacing w:before="0" w:after="0" w:line="190" w:lineRule="auto"/>
-              <w:rPr>
-                <w:b/>
-                <w:bCs/>
-                <w:sz w:val="16"/>
-                <w:szCs w:val="16"/>
-              </w:rPr>
-            </w:pPr>
-            <w:r>
-              <w:rPr>
-                <w:b/>
-                <w:bCs/>
-                <w:sz w:val="16"/>
-                <w:szCs w:val="16"/>
-              </w:rPr>
-              <w:t>Member 3 (Dalusong, Harold P.)</w:t>
-            </w:r>
-          </w:p>
-          <w:p>
-            <w:pPr>
-              <w:spacing w:before="0" w:after="0" w:line="190" w:lineRule="auto"/>
+              <w:spacing w:line="190" w:lineRule="auto"/>
+              <w:rPr>
+                <w:b/>
+                <w:bCs/>
+                <w:sz w:val="22"/>
+                <w:szCs w:val="22"/>
+              </w:rPr>
+            </w:pPr>
+            <w:r>
+              <w:rPr>
+                <w:b/>
+                <w:bCs/>
+                <w:sz w:val="22"/>
+                <w:szCs w:val="22"/>
+              </w:rPr>
+              <w:t>Member 3 (</w:t>
+            </w:r>
+            <w:proofErr w:type="spellStart"/>
+            <w:r>
+              <w:rPr>
+                <w:b/>
+                <w:bCs/>
+                <w:sz w:val="22"/>
+                <w:szCs w:val="22"/>
+              </w:rPr>
+              <w:t>Dalusong</w:t>
+            </w:r>
+            <w:proofErr w:type="spellEnd"/>
+            <w:r>
+              <w:rPr>
+                <w:b/>
+                <w:bCs/>
+                <w:sz w:val="22"/>
+                <w:szCs w:val="22"/>
+              </w:rPr>
+              <w:t>, Harold P.)</w:t>
+            </w:r>
+          </w:p>
+          <w:p>
+            <w:pPr>
               <w:numPr>
                 <w:ilvl w:val="0"/>
                 <w:numId w:val="2"/>
               </w:numPr>
+              <w:spacing w:line="190" w:lineRule="auto"/>
               <w:ind w:left="400" w:hanging="250"/>
               <w:rPr>
-                <w:sz w:val="15"/>
-                <w:szCs w:val="15"/>
-              </w:rPr>
-            </w:pPr>
-            <w:r>
-              <w:rPr>
-                <w:sz w:val="15"/>
-                <w:szCs w:val="15"/>
-              </w:rPr>
-              <w:t xml:space="preserve">Checked document page numbering and ensured table borders and margins are neat.</w:t>
+                <w:sz w:val="22"/>
+                <w:szCs w:val="22"/>
+              </w:rPr>
+            </w:pPr>
+            <w:r>
+              <w:rPr>
+                <w:sz w:val="22"/>
+                <w:szCs w:val="22"/>
+              </w:rPr>
+              <w:t>Checked document page numbering and ensured table borders and margins are neat.</w:t>
             </w:r>
           </w:p>
         </w:tc>
       </w:tr>
-      <w:tr xmlns:w="http://schemas.openxmlformats.org/wordprocessingml/2006/main" xmlns:w14="http://schemas.microsoft.com/office/word/2010/wordml">
+      <w:tr>
         <w:trPr>
-          <w:cantSplit w:val="1"/>
-          <w:trHeight w:hRule="atLeast" w:val="360"/>
-          <w:tblHeader w:val="0"/>
+          <w:trHeight w:val="360"/>
         </w:trPr>
         <w:tc>
           <w:tcPr>
             <w:tcW w:w="5395" w:type="dxa"/>
+            <w:tcMar>
+              <w:top w:w="115" w:type="dxa"/>
+              <w:bottom w:w="115" w:type="dxa"/>
+            </w:tcMar>
           </w:tcPr>
           <w:p>
             <w:pPr>
-              <w:spacing w:before="0" w:after="0" w:line="190" w:lineRule="auto"/>
-              <w:rPr>
-                <w:b/>
-                <w:bCs/>
-                <w:sz w:val="16"/>
-                <w:szCs w:val="16"/>
-              </w:rPr>
-            </w:pPr>
-            <w:r>
-              <w:rPr>
-                <w:b/>
-                <w:bCs/>
-                <w:sz w:val="16"/>
-                <w:szCs w:val="16"/>
+              <w:spacing w:line="190" w:lineRule="auto"/>
+              <w:rPr>
+                <w:b/>
+                <w:bCs/>
+                <w:sz w:val="22"/>
+                <w:szCs w:val="22"/>
+              </w:rPr>
+            </w:pPr>
+            <w:r>
+              <w:rPr>
+                <w:b/>
+                <w:bCs/>
+                <w:sz w:val="22"/>
+                <w:szCs w:val="22"/>
               </w:rPr>
               <w:t>Member 4 (Niguidula, Halden H.)</w:t>
             </w:r>
           </w:p>
           <w:p>
             <w:pPr>
-              <w:spacing w:before="0" w:after="0" w:line="190" w:lineRule="auto"/>
               <w:numPr>
                 <w:ilvl w:val="0"/>
                 <w:numId w:val="5"/>
               </w:numPr>
+              <w:spacing w:line="190" w:lineRule="auto"/>
               <w:ind w:left="400" w:hanging="250"/>
               <w:rPr>
-                <w:sz w:val="15"/>
-                <w:szCs w:val="15"/>
-              </w:rPr>
-            </w:pPr>
-            <w:r>
-              <w:rPr>
-                <w:sz w:val="15"/>
-                <w:szCs w:val="15"/>
-              </w:rPr>
-              <w:t xml:space="preserve">Code suppliers.php, build the Reports screen (reports.php), and fix minor POS checkout bugs.</w:t>
+                <w:sz w:val="22"/>
+                <w:szCs w:val="22"/>
+              </w:rPr>
+            </w:pPr>
+            <w:r>
+              <w:rPr>
+                <w:sz w:val="22"/>
+                <w:szCs w:val="22"/>
+              </w:rPr>
+              <w:t xml:space="preserve">Code </w:t>
+            </w:r>
+            <w:proofErr w:type="spellStart"/>
+            <w:r>
+              <w:rPr>
+                <w:sz w:val="22"/>
+                <w:szCs w:val="22"/>
+              </w:rPr>
+              <w:t>suppliers.php</w:t>
+            </w:r>
+            <w:proofErr w:type="spellEnd"/>
+            <w:r>
+              <w:rPr>
+                <w:sz w:val="22"/>
+                <w:szCs w:val="22"/>
+              </w:rPr>
+              <w:t>, build the Reports screen (</w:t>
+            </w:r>
+            <w:proofErr w:type="spellStart"/>
+            <w:r>
+              <w:rPr>
+                <w:sz w:val="22"/>
+                <w:szCs w:val="22"/>
+              </w:rPr>
+              <w:t>reports.php</w:t>
+            </w:r>
+            <w:proofErr w:type="spellEnd"/>
+            <w:r>
+              <w:rPr>
+                <w:sz w:val="22"/>
+                <w:szCs w:val="22"/>
+              </w:rPr>
+              <w:t>), and fix minor POS checkout bugs.</w:t>
             </w:r>
           </w:p>
         </w:tc>
         <w:tc>
           <w:tcPr>
             <w:tcW w:w="5395" w:type="dxa"/>
+            <w:tcMar>
+              <w:top w:w="115" w:type="dxa"/>
+              <w:bottom w:w="115" w:type="dxa"/>
+            </w:tcMar>
           </w:tcPr>
           <w:p>
             <w:pPr>
-              <w:spacing w:before="0" w:after="0" w:line="190" w:lineRule="auto"/>
-              <w:rPr>
-                <w:b/>
-                <w:bCs/>
-                <w:sz w:val="16"/>
-                <w:szCs w:val="16"/>
-              </w:rPr>
-            </w:pPr>
-            <w:r>
-              <w:rPr>
-                <w:b/>
-                <w:bCs/>
-                <w:sz w:val="16"/>
-                <w:szCs w:val="16"/>
+              <w:spacing w:line="190" w:lineRule="auto"/>
+              <w:rPr>
+                <w:b/>
+                <w:bCs/>
+                <w:sz w:val="22"/>
+                <w:szCs w:val="22"/>
+              </w:rPr>
+            </w:pPr>
+            <w:r>
+              <w:rPr>
+                <w:b/>
+                <w:bCs/>
+                <w:sz w:val="22"/>
+                <w:szCs w:val="22"/>
               </w:rPr>
               <w:t>Member 4 (Niguidula, Halden H.)</w:t>
             </w:r>
           </w:p>
           <w:p>
             <w:pPr>
-              <w:spacing w:before="0" w:after="0" w:line="190" w:lineRule="auto"/>
               <w:numPr>
                 <w:ilvl w:val="0"/>
                 <w:numId w:val="2"/>
               </w:numPr>
+              <w:spacing w:line="190" w:lineRule="auto"/>
               <w:ind w:left="400" w:hanging="250"/>
               <w:rPr>
-                <w:sz w:val="15"/>
-                <w:szCs w:val="15"/>
-              </w:rPr>
-            </w:pPr>
-            <w:r>
-              <w:rPr>
-                <w:sz w:val="15"/>
-                <w:szCs w:val="15"/>
-              </w:rPr>
-              <w:t xml:space="preserve">Finished the Suppliers and Reports modules and verified fast checkout on the POS screen.</w:t>
+                <w:sz w:val="22"/>
+                <w:szCs w:val="22"/>
+              </w:rPr>
+            </w:pPr>
+            <w:r>
+              <w:rPr>
+                <w:sz w:val="22"/>
+                <w:szCs w:val="22"/>
+              </w:rPr>
+              <w:t>Finished the Suppliers and Reports modules and verified fast checkout on the POS screen.</w:t>
             </w:r>
           </w:p>
         </w:tc>
       </w:tr>
-      <w:tr xmlns:w="http://schemas.openxmlformats.org/wordprocessingml/2006/main" xmlns:w14="http://schemas.microsoft.com/office/word/2010/wordml">
+      <w:tr>
         <w:trPr>
-          <w:cantSplit w:val="1"/>
-          <w:trHeight w:hRule="atLeast" w:val="360"/>
-          <w:tblHeader w:val="0"/>
+          <w:trHeight w:val="360"/>
         </w:trPr>
         <w:tc>
           <w:tcPr>
             <w:tcW w:w="5395" w:type="dxa"/>
+            <w:tcMar>
+              <w:top w:w="115" w:type="dxa"/>
+              <w:bottom w:w="115" w:type="dxa"/>
+            </w:tcMar>
           </w:tcPr>
           <w:p>
             <w:pPr>
-              <w:spacing w:before="0" w:after="0" w:line="190" w:lineRule="auto"/>
-              <w:rPr>
-                <w:b/>
-                <w:bCs/>
-                <w:sz w:val="16"/>
-                <w:szCs w:val="16"/>
-              </w:rPr>
-            </w:pPr>
-            <w:r>
-              <w:rPr>
-                <w:b/>
-                <w:bCs/>
-                <w:sz w:val="16"/>
-                <w:szCs w:val="16"/>
+              <w:spacing w:line="190" w:lineRule="auto"/>
+              <w:rPr>
+                <w:b/>
+                <w:bCs/>
+                <w:sz w:val="22"/>
+                <w:szCs w:val="22"/>
+              </w:rPr>
+            </w:pPr>
+            <w:r>
+              <w:rPr>
+                <w:b/>
+                <w:bCs/>
+                <w:sz w:val="22"/>
+                <w:szCs w:val="22"/>
               </w:rPr>
               <w:t>Member 5 (Pineda, Adrian Jury C.)</w:t>
             </w:r>
           </w:p>
           <w:p>
             <w:pPr>
-              <w:spacing w:before="0" w:after="0" w:line="190" w:lineRule="auto"/>
               <w:numPr>
                 <w:ilvl w:val="0"/>
                 <w:numId w:val="5"/>
               </w:numPr>
+              <w:spacing w:line="190" w:lineRule="auto"/>
               <w:ind w:left="400" w:hanging="250"/>
               <w:rPr>
-                <w:sz w:val="15"/>
-                <w:szCs w:val="15"/>
-              </w:rPr>
-            </w:pPr>
-            <w:r>
-              <w:rPr>
-                <w:sz w:val="15"/>
-                <w:szCs w:val="15"/>
-              </w:rPr>
-              <w:t xml:space="preserve">Update the System Flowchart and ERD to include Suppliers, Shifts, and Reports.</w:t>
+                <w:sz w:val="22"/>
+                <w:szCs w:val="22"/>
+              </w:rPr>
+            </w:pPr>
+            <w:r>
+              <w:rPr>
+                <w:sz w:val="22"/>
+                <w:szCs w:val="22"/>
+              </w:rPr>
+              <w:t>Update the System Flowchart and ERD to include Suppliers, Shifts, and Reports.</w:t>
             </w:r>
           </w:p>
         </w:tc>
         <w:tc>
           <w:tcPr>
             <w:tcW w:w="5395" w:type="dxa"/>
+            <w:tcMar>
+              <w:top w:w="115" w:type="dxa"/>
+              <w:bottom w:w="115" w:type="dxa"/>
+            </w:tcMar>
           </w:tcPr>
           <w:p>
             <w:pPr>
-              <w:spacing w:before="0" w:after="0" w:line="190" w:lineRule="auto"/>
-              <w:rPr>
-                <w:b/>
-                <w:bCs/>
-                <w:sz w:val="16"/>
-                <w:szCs w:val="16"/>
-              </w:rPr>
-            </w:pPr>
-            <w:r>
-              <w:rPr>
-                <w:b/>
-                <w:bCs/>
-                <w:sz w:val="16"/>
-                <w:szCs w:val="16"/>
+              <w:spacing w:line="190" w:lineRule="auto"/>
+              <w:rPr>
+                <w:b/>
+                <w:bCs/>
+                <w:sz w:val="22"/>
+                <w:szCs w:val="22"/>
+              </w:rPr>
+            </w:pPr>
+            <w:r>
+              <w:rPr>
+                <w:b/>
+                <w:bCs/>
+                <w:sz w:val="22"/>
+                <w:szCs w:val="22"/>
               </w:rPr>
               <w:t>Member 5 (Pineda, Adrian Jury C.)</w:t>
             </w:r>
           </w:p>
           <w:p>
             <w:pPr>
-              <w:spacing w:before="0" w:after="0" w:line="190" w:lineRule="auto"/>
               <w:numPr>
                 <w:ilvl w:val="0"/>
                 <w:numId w:val="2"/>
               </w:numPr>
+              <w:spacing w:line="190" w:lineRule="auto"/>
               <w:ind w:left="400" w:hanging="250"/>
               <w:rPr>
-                <w:sz w:val="15"/>
-                <w:szCs w:val="15"/>
-              </w:rPr>
-            </w:pPr>
-            <w:r>
-              <w:rPr>
-                <w:sz w:val="15"/>
-                <w:szCs w:val="15"/>
-              </w:rPr>
-              <w:t xml:space="preserve">Updated system diagrams with the new modules and organized them in the appendices.</w:t>
+                <w:sz w:val="22"/>
+                <w:szCs w:val="22"/>
+              </w:rPr>
+            </w:pPr>
+            <w:r>
+              <w:rPr>
+                <w:sz w:val="22"/>
+                <w:szCs w:val="22"/>
+              </w:rPr>
+              <w:t>Updated system diagrams with the new modules and organized them in the appendices.</w:t>
             </w:r>
           </w:p>
         </w:tc>
       </w:tr>
-      <w:tr xmlns:w="http://schemas.openxmlformats.org/wordprocessingml/2006/main" xmlns:w14="http://schemas.microsoft.com/office/word/2010/wordml">
+      <w:tr>
         <w:trPr>
-          <w:cantSplit w:val="1"/>
-          <w:trHeight w:hRule="atLeast" w:val="360"/>
-          <w:tblHeader w:val="0"/>
+          <w:trHeight w:val="360"/>
         </w:trPr>
         <w:tc>
           <w:tcPr>
             <w:tcW w:w="5395" w:type="dxa"/>
+            <w:tcMar>
+              <w:top w:w="115" w:type="dxa"/>
+              <w:bottom w:w="115" w:type="dxa"/>
+            </w:tcMar>
           </w:tcPr>
           <w:p>
             <w:pPr>
-              <w:spacing w:before="0" w:after="0" w:line="190" w:lineRule="auto"/>
-              <w:rPr>
-                <w:b/>
-                <w:bCs/>
-                <w:sz w:val="16"/>
-                <w:szCs w:val="16"/>
-              </w:rPr>
-            </w:pPr>
-            <w:r>
-              <w:rPr>
-                <w:b/>
-                <w:bCs/>
-                <w:sz w:val="16"/>
-                <w:szCs w:val="16"/>
+              <w:spacing w:line="190" w:lineRule="auto"/>
+              <w:rPr>
+                <w:b/>
+                <w:bCs/>
+                <w:sz w:val="22"/>
+                <w:szCs w:val="22"/>
+              </w:rPr>
+            </w:pPr>
+            <w:r>
+              <w:rPr>
+                <w:b/>
+                <w:bCs/>
+                <w:sz w:val="22"/>
+                <w:szCs w:val="22"/>
               </w:rPr>
               <w:t>Member 6 (Pineda, Fredrick Matthew)</w:t>
             </w:r>
           </w:p>
           <w:p>
             <w:pPr>
-              <w:spacing w:before="0" w:after="0" w:line="190" w:lineRule="auto"/>
               <w:numPr>
                 <w:ilvl w:val="0"/>
                 <w:numId w:val="5"/>
               </w:numPr>
+              <w:spacing w:line="190" w:lineRule="auto"/>
               <w:ind w:left="400" w:hanging="250"/>
               <w:rPr>
-                <w:sz w:val="15"/>
-                <w:szCs w:val="15"/>
-              </w:rPr>
-            </w:pPr>
-            <w:r>
-              <w:rPr>
-                <w:sz w:val="15"/>
-                <w:szCs w:val="15"/>
-              </w:rPr>
-              <w:t xml:space="preserve">Take clear screenshots of all newly developed modules and label them for Chapter 4.</w:t>
+                <w:sz w:val="22"/>
+                <w:szCs w:val="22"/>
+              </w:rPr>
+            </w:pPr>
+            <w:r>
+              <w:rPr>
+                <w:sz w:val="22"/>
+                <w:szCs w:val="22"/>
+              </w:rPr>
+              <w:t>Take clear screenshots of all newly developed modules and label them for Chapter 4.</w:t>
             </w:r>
           </w:p>
         </w:tc>
         <w:tc>
           <w:tcPr>
             <w:tcW w:w="5395" w:type="dxa"/>
+            <w:tcMar>
+              <w:top w:w="115" w:type="dxa"/>
+              <w:bottom w:w="115" w:type="dxa"/>
+            </w:tcMar>
           </w:tcPr>
           <w:p>
             <w:pPr>
-              <w:spacing w:before="0" w:after="0" w:line="190" w:lineRule="auto"/>
-              <w:rPr>
-                <w:b/>
-                <w:bCs/>
-                <w:sz w:val="16"/>
-                <w:szCs w:val="16"/>
-              </w:rPr>
-            </w:pPr>
-            <w:r>
-              <w:rPr>
-                <w:b/>
-                <w:bCs/>
-                <w:sz w:val="16"/>
-                <w:szCs w:val="16"/>
+              <w:spacing w:line="190" w:lineRule="auto"/>
+              <w:rPr>
+                <w:b/>
+                <w:bCs/>
+                <w:sz w:val="22"/>
+                <w:szCs w:val="22"/>
+              </w:rPr>
+            </w:pPr>
+            <w:r>
+              <w:rPr>
+                <w:b/>
+                <w:bCs/>
+                <w:sz w:val="22"/>
+                <w:szCs w:val="22"/>
               </w:rPr>
               <w:t>Member 6 (Pineda, Fredrick Matthew)</w:t>
             </w:r>
           </w:p>
           <w:p>
             <w:pPr>
-              <w:spacing w:before="0" w:after="0" w:line="190" w:lineRule="auto"/>
               <w:numPr>
                 <w:ilvl w:val="0"/>
                 <w:numId w:val="2"/>
               </w:numPr>
+              <w:spacing w:line="190" w:lineRule="auto"/>
               <w:ind w:left="400" w:hanging="250"/>
               <w:rPr>
-                <w:sz w:val="15"/>
-                <w:szCs w:val="15"/>
-              </w:rPr>
-            </w:pPr>
-            <w:r>
-              <w:rPr>
-                <w:sz w:val="15"/>
-                <w:szCs w:val="15"/>
-              </w:rPr>
-              <w:t xml:space="preserve">Captured and labeled screenshots of the dashboard, suppliers, shifts, and reports for Chapter 4.</w:t>
+                <w:sz w:val="22"/>
+                <w:szCs w:val="22"/>
+              </w:rPr>
+            </w:pPr>
+            <w:r>
+              <w:rPr>
+                <w:sz w:val="22"/>
+                <w:szCs w:val="22"/>
+              </w:rPr>
+              <w:t>Captured and labeled screenshots of the dashboard, suppliers, shifts, and reports for Chapter 4.</w:t>
             </w:r>
           </w:p>
         </w:tc>
@@ -918,29 +1098,29 @@
     </w:tbl>
     <w:p>
       <w:pPr>
+        <w:spacing w:after="20" w:line="30" w:lineRule="exact"/>
         <w:rPr>
           <w:b/>
           <w:bCs/>
         </w:rPr>
-        <w:spacing w:before="0" w:after="20" w:line="30" w:lineRule="exact"/>
       </w:pPr>
     </w:p>
     <w:p>
       <w:pPr>
+        <w:spacing w:after="20" w:line="30" w:lineRule="exact"/>
         <w:rPr>
           <w:b/>
           <w:bCs/>
         </w:rPr>
-        <w:spacing w:before="0" w:after="20" w:line="30" w:lineRule="exact"/>
       </w:pPr>
     </w:p>
     <w:p>
       <w:pPr>
+        <w:spacing w:after="20" w:line="30" w:lineRule="exact"/>
         <w:rPr>
           <w:b/>
           <w:bCs/>
         </w:rPr>
-        <w:spacing w:before="0" w:after="20" w:line="30" w:lineRule="exact"/>
       </w:pPr>
     </w:p>
     <w:tbl>
@@ -1077,7 +1257,21 @@
                     <w:rPr>
                       <w:sz w:val="16"/>
                     </w:rPr>
-                    <w:t xml:space="preserve">Harold P. Dalusung </w:t>
+                    <w:t xml:space="preserve">Harold P. </w:t>
+                  </w:r>
+                  <w:proofErr w:type="spellStart"/>
+                  <w:r>
+                    <w:rPr>
+                      <w:sz w:val="16"/>
+                    </w:rPr>
+                    <w:t>Dalusung</w:t>
+                  </w:r>
+                  <w:proofErr w:type="spellEnd"/>
+                  <w:r>
+                    <w:rPr>
+                      <w:sz w:val="16"/>
+                    </w:rPr>
+                    <w:t xml:space="preserve"> </w:t>
                   </w:r>
                 </w:p>
               </w:tc>
@@ -1120,9 +1314,9 @@
                 </w:p>
               </w:tc>
             </w:tr>
-            <w:tr xmlns:w="http://schemas.openxmlformats.org/wordprocessingml/2006/main" xmlns:w14="http://schemas.microsoft.com/office/word/2010/wordml">
+            <w:tr>
               <w:trPr>
-                <w:cantSplit w:val="1"/>
+                <w:cantSplit/>
                 <w:trHeight w:val="240"/>
                 <w:jc w:val="center"/>
               </w:trPr>
@@ -1132,8 +1326,7 @@
                 </w:tcPr>
                 <w:p>
                   <w:pPr>
-                    <w:spacing w:before="0" w:after="0" w:line="180" w:lineRule="auto"/>
-                    <w:jc w:val="center"/>
+                    <w:spacing w:line="180" w:lineRule="auto"/>
                   </w:pPr>
                   <w:r>
                     <w:rPr>
@@ -1194,8 +1387,17 @@
                 <w:b/>
                 <w:bCs/>
               </w:rPr>
-              <w:t xml:space="preserve">                          Mark Gil Q. Superio</w:t>
-            </w:r>
+              <w:t xml:space="preserve">                          Mark Gil Q. </w:t>
+            </w:r>
+            <w:proofErr w:type="spellStart"/>
+            <w:r>
+              <w:rPr>
+                <w:b/>
+                <w:bCs/>
+              </w:rPr>
+              <w:t>Superio</w:t>
+            </w:r>
+            <w:proofErr w:type="spellEnd"/>
           </w:p>
           <w:p>
             <w:pPr>
@@ -1254,7 +1456,7 @@
                     </wp:anchor>
                   </w:drawing>
                 </mc:Choice>
-                <mc:Fallback xmlns:cr="http://schemas.microsoft.com/office/comments/2020/reactions" xmlns="http://schemas.microsoft.com/office/tasks/2019/documenttasks" xmlns:dgm="http://schemas.openxmlformats.org/drawingml/2006/diagram" xmlns:lc="http://schemas.openxmlformats.org/drawingml/2006/lockedCanvas" xmlns:c="http://schemas.openxmlformats.org/drawingml/2006/chart" xmlns:pic="http://schemas.openxmlformats.org/drawingml/2006/picture" xmlns:a="http://schemas.openxmlformats.org/drawingml/2006/main" xmlns:sl="http://schemas.openxmlformats.org/schemaLibrary/2006/main">
+                <mc:Fallback xmlns:sl="http://schemas.openxmlformats.org/schemaLibrary/2006/main" xmlns:a="http://schemas.openxmlformats.org/drawingml/2006/main" xmlns:pic="http://schemas.openxmlformats.org/drawingml/2006/picture" xmlns:c="http://schemas.openxmlformats.org/drawingml/2006/chart" xmlns:lc="http://schemas.openxmlformats.org/drawingml/2006/lockedCanvas" xmlns:dgm="http://schemas.openxmlformats.org/drawingml/2006/diagram" xmlns="http://schemas.microsoft.com/office/tasks/2019/documenttasks" xmlns:cr="http://schemas.microsoft.com/office/comments/2020/reactions">
                   <w:drawing>
                     <wp:anchor allowOverlap="1" behindDoc="0" distB="0" distT="0" distL="114300" distR="114300" hidden="0" layoutInCell="1" locked="0" relativeHeight="0" simplePos="0">
                       <wp:simplePos x="0" y="0"/>
@@ -1371,11 +1573,11 @@
     </w:tbl>
     <w:p>
       <w:pPr>
+        <w:spacing w:after="20" w:line="30" w:lineRule="exact"/>
         <w:rPr>
           <w:b/>
           <w:bCs/>
         </w:rPr>
-        <w:spacing w:before="0" w:after="20" w:line="30" w:lineRule="exact"/>
       </w:pPr>
     </w:p>
     <w:sectPr>
@@ -1468,7 +1670,27 @@
         <w:sz w:val="16"/>
         <w:szCs w:val="16"/>
       </w:rPr>
-      <w:t>May 20, 2023 Rev. 01</w:t>
+      <w:t xml:space="preserve">May 20, </w:t>
+    </w:r>
+    <w:proofErr w:type="gramStart"/>
+    <w:r>
+      <w:rPr>
+        <w:rFonts w:ascii="Arial" w:eastAsia="Arial" w:hAnsi="Arial" w:cs="Arial"/>
+        <w:color w:val="000000"/>
+        <w:sz w:val="16"/>
+        <w:szCs w:val="16"/>
+      </w:rPr>
+      <w:t>2023</w:t>
+    </w:r>
+    <w:proofErr w:type="gramEnd"/>
+    <w:r>
+      <w:rPr>
+        <w:rFonts w:ascii="Arial" w:eastAsia="Arial" w:hAnsi="Arial" w:cs="Arial"/>
+        <w:color w:val="000000"/>
+        <w:sz w:val="16"/>
+        <w:szCs w:val="16"/>
+      </w:rPr>
+      <w:t xml:space="preserve"> Rev. 01</w:t>
     </w:r>
   </w:p>
   <w:p>
@@ -1611,7 +1833,7 @@
             </wp:anchor>
           </w:drawing>
         </mc:Choice>
-        <mc:Fallback xmlns:cr="http://schemas.microsoft.com/office/comments/2020/reactions" xmlns="http://schemas.microsoft.com/office/tasks/2019/documenttasks" xmlns:dgm="http://schemas.openxmlformats.org/drawingml/2006/diagram" xmlns:lc="http://schemas.openxmlformats.org/drawingml/2006/lockedCanvas" xmlns:c="http://schemas.openxmlformats.org/drawingml/2006/chart" xmlns:pic="http://schemas.openxmlformats.org/drawingml/2006/picture" xmlns:a="http://schemas.openxmlformats.org/drawingml/2006/main" xmlns:sl="http://schemas.openxmlformats.org/schemaLibrary/2006/main">
+        <mc:Fallback xmlns:sl="http://schemas.openxmlformats.org/schemaLibrary/2006/main" xmlns:a="http://schemas.openxmlformats.org/drawingml/2006/main" xmlns:pic="http://schemas.openxmlformats.org/drawingml/2006/picture" xmlns:c="http://schemas.openxmlformats.org/drawingml/2006/chart" xmlns:lc="http://schemas.openxmlformats.org/drawingml/2006/lockedCanvas" xmlns:dgm="http://schemas.openxmlformats.org/drawingml/2006/diagram" xmlns="http://schemas.microsoft.com/office/tasks/2019/documenttasks" xmlns:cr="http://schemas.microsoft.com/office/comments/2020/reactions">
           <w:drawing>
             <wp:anchor allowOverlap="1" behindDoc="0" distB="0" distT="0" distL="114300" distR="114300" hidden="0" layoutInCell="1" locked="0" relativeHeight="0" simplePos="0">
               <wp:simplePos x="0" y="0"/>
@@ -1705,7 +1927,7 @@
             </wp:anchor>
           </w:drawing>
         </mc:Choice>
-        <mc:Fallback xmlns:cr="http://schemas.microsoft.com/office/comments/2020/reactions" xmlns="http://schemas.microsoft.com/office/tasks/2019/documenttasks" xmlns:dgm="http://schemas.openxmlformats.org/drawingml/2006/diagram" xmlns:lc="http://schemas.openxmlformats.org/drawingml/2006/lockedCanvas" xmlns:c="http://schemas.openxmlformats.org/drawingml/2006/chart" xmlns:pic="http://schemas.openxmlformats.org/drawingml/2006/picture" xmlns:a="http://schemas.openxmlformats.org/drawingml/2006/main" xmlns:sl="http://schemas.openxmlformats.org/schemaLibrary/2006/main">
+        <mc:Fallback xmlns:sl="http://schemas.openxmlformats.org/schemaLibrary/2006/main" xmlns:a="http://schemas.openxmlformats.org/drawingml/2006/main" xmlns:pic="http://schemas.openxmlformats.org/drawingml/2006/picture" xmlns:c="http://schemas.openxmlformats.org/drawingml/2006/chart" xmlns:lc="http://schemas.openxmlformats.org/drawingml/2006/lockedCanvas" xmlns:dgm="http://schemas.openxmlformats.org/drawingml/2006/diagram" xmlns="http://schemas.microsoft.com/office/tasks/2019/documenttasks" xmlns:cr="http://schemas.microsoft.com/office/comments/2020/reactions">
           <w:drawing>
             <wp:anchor allowOverlap="1" behindDoc="0" distB="0" distT="0" distL="114300" distR="114300" hidden="0" layoutInCell="1" locked="0" relativeHeight="0" simplePos="0">
               <wp:simplePos x="0" y="0"/>
@@ -1799,7 +2021,7 @@
             </wp:anchor>
           </w:drawing>
         </mc:Choice>
-        <mc:Fallback xmlns:cr="http://schemas.microsoft.com/office/comments/2020/reactions" xmlns="http://schemas.microsoft.com/office/tasks/2019/documenttasks" xmlns:dgm="http://schemas.openxmlformats.org/drawingml/2006/diagram" xmlns:lc="http://schemas.openxmlformats.org/drawingml/2006/lockedCanvas" xmlns:c="http://schemas.openxmlformats.org/drawingml/2006/chart" xmlns:pic="http://schemas.openxmlformats.org/drawingml/2006/picture" xmlns:a="http://schemas.openxmlformats.org/drawingml/2006/main" xmlns:sl="http://schemas.openxmlformats.org/schemaLibrary/2006/main">
+        <mc:Fallback xmlns:sl="http://schemas.openxmlformats.org/schemaLibrary/2006/main" xmlns:a="http://schemas.openxmlformats.org/drawingml/2006/main" xmlns:pic="http://schemas.openxmlformats.org/drawingml/2006/picture" xmlns:c="http://schemas.openxmlformats.org/drawingml/2006/chart" xmlns:lc="http://schemas.openxmlformats.org/drawingml/2006/lockedCanvas" xmlns:dgm="http://schemas.openxmlformats.org/drawingml/2006/diagram" xmlns="http://schemas.microsoft.com/office/tasks/2019/documenttasks" xmlns:cr="http://schemas.microsoft.com/office/comments/2020/reactions">
           <w:drawing>
             <wp:anchor allowOverlap="1" behindDoc="0" distB="0" distT="0" distL="114300" distR="114300" hidden="0" layoutInCell="1" locked="0" relativeHeight="0" simplePos="0">
               <wp:simplePos x="0" y="0"/>
@@ -1893,7 +2115,7 @@
             </wp:anchor>
           </w:drawing>
         </mc:Choice>
-        <mc:Fallback xmlns:cr="http://schemas.microsoft.com/office/comments/2020/reactions" xmlns="http://schemas.microsoft.com/office/tasks/2019/documenttasks" xmlns:dgm="http://schemas.openxmlformats.org/drawingml/2006/diagram" xmlns:lc="http://schemas.openxmlformats.org/drawingml/2006/lockedCanvas" xmlns:c="http://schemas.openxmlformats.org/drawingml/2006/chart" xmlns:pic="http://schemas.openxmlformats.org/drawingml/2006/picture" xmlns:a="http://schemas.openxmlformats.org/drawingml/2006/main" xmlns:sl="http://schemas.openxmlformats.org/schemaLibrary/2006/main">
+        <mc:Fallback xmlns:sl="http://schemas.openxmlformats.org/schemaLibrary/2006/main" xmlns:a="http://schemas.openxmlformats.org/drawingml/2006/main" xmlns:pic="http://schemas.openxmlformats.org/drawingml/2006/picture" xmlns:c="http://schemas.openxmlformats.org/drawingml/2006/chart" xmlns:lc="http://schemas.openxmlformats.org/drawingml/2006/lockedCanvas" xmlns:dgm="http://schemas.openxmlformats.org/drawingml/2006/diagram" xmlns="http://schemas.microsoft.com/office/tasks/2019/documenttasks" xmlns:cr="http://schemas.microsoft.com/office/comments/2020/reactions">
           <w:drawing>
             <wp:anchor allowOverlap="1" behindDoc="0" distB="0" distT="0" distL="114300" distR="114300" hidden="0" layoutInCell="1" locked="0" relativeHeight="0" simplePos="0">
               <wp:simplePos x="0" y="0"/>
